--- a/Software Dokumentation.docx
+++ b/Software Dokumentation.docx
@@ -83,7 +83,7 @@
           <w:sz w:val="24"/>
           <w:szCs w:val="24"/>
         </w:rPr>
-        <w:t>Adrian, Elyano und Daniel</w:t>
+        <w:t>Adrian, Eliano und Daniel</w:t>
       </w:r>
     </w:p>
     <w:p>
@@ -519,31 +519,9 @@
         </w:rPr>
         <w:t>In dem Ordner in dem das Programm liegt:</w:t>
         <w:br/>
-      </w:r>
-      <w:r>
-        <w:rPr>
-          <w:rFonts w:eastAsia="Courier New" w:cs="Courier New" w:ascii="Courier New" w:hAnsi="Courier New"/>
-          <w:sz w:val="20"/>
-          <w:szCs w:val="20"/>
-        </w:rPr>
         <w:t>(Unter Linux)</w:t>
         <w:br/>
-      </w:r>
-      <w:r>
-        <w:rPr>
-          <w:rFonts w:eastAsia="Courier New" w:cs="Courier New" w:ascii="Courier New" w:hAnsi="Courier New"/>
-          <w:sz w:val="20"/>
-          <w:szCs w:val="20"/>
-        </w:rPr>
-        <w:t xml:space="preserve">python3 </w:t>
-      </w:r>
-      <w:r>
-        <w:rPr>
-          <w:rFonts w:eastAsia="Courier New" w:cs="Courier New" w:ascii="Courier New" w:hAnsi="Courier New"/>
-          <w:sz w:val="20"/>
-          <w:szCs w:val="20"/>
-        </w:rPr>
-        <w:t>main.py</w:t>
+        <w:t>python3 main.py</w:t>
       </w:r>
     </w:p>
     <w:p>
@@ -607,15 +585,7 @@
           <w:sz w:val="22"/>
           <w:szCs w:val="22"/>
         </w:rPr>
-        <w:t xml:space="preserve">Die Datenbank wird beim ersten Start automatisch erstellt, </w:t>
-      </w:r>
-      <w:r>
-        <w:rPr>
-          <w:rFonts w:eastAsia="Arial" w:cs="Arial"/>
-          <w:sz w:val="22"/>
-          <w:szCs w:val="22"/>
-        </w:rPr>
-        <w:t>sie wird unter dem Logik Ordner gespeichert</w:t>
+        <w:t>Die Datenbank wird beim ersten Start automatisch erstellt, sie wird unter dem Logik Ordner gespeichert</w:t>
       </w:r>
       <w:r>
         <w:rPr>
@@ -2868,15 +2838,7 @@
           <w:sz w:val="22"/>
           <w:szCs w:val="22"/>
         </w:rPr>
-        <w:t xml:space="preserve">Rückgabe: Ausgewählte </w:t>
-      </w:r>
-      <w:r>
-        <w:rPr>
-          <w:rFonts w:eastAsia="Arial" w:cs="Arial"/>
-          <w:sz w:val="22"/>
-          <w:szCs w:val="22"/>
-        </w:rPr>
-        <w:t>Kategorie als String.</w:t>
+        <w:t>Rückgabe: Ausgewählte Kategorie als String.</w:t>
       </w:r>
     </w:p>
     <w:p>
@@ -4595,39 +4557,7 @@
           <w:sz w:val="22"/>
           <w:szCs w:val="22"/>
         </w:rPr>
-        <w:t xml:space="preserve">Keine Sortierung bei der Anzeige, Einträge werden in </w:t>
-      </w:r>
-      <w:r>
-        <w:rPr>
-          <w:rFonts w:eastAsia="Arial" w:cs="Arial"/>
-          <w:sz w:val="22"/>
-          <w:szCs w:val="22"/>
-        </w:rPr>
-        <w:t>der Reihenfolge</w:t>
-      </w:r>
-      <w:r>
-        <w:rPr>
-          <w:rFonts w:eastAsia="Arial" w:cs="Arial"/>
-          <w:sz w:val="22"/>
-          <w:szCs w:val="22"/>
-        </w:rPr>
-        <w:t xml:space="preserve"> ausgegeben </w:t>
-      </w:r>
-      <w:r>
-        <w:rPr>
-          <w:rFonts w:eastAsia="Arial" w:cs="Arial"/>
-          <w:sz w:val="22"/>
-          <w:szCs w:val="22"/>
-        </w:rPr>
-        <w:t>in der sie erstellt worden</w:t>
-      </w:r>
-      <w:r>
-        <w:rPr>
-          <w:rFonts w:eastAsia="Arial" w:cs="Arial"/>
-          <w:sz w:val="22"/>
-          <w:szCs w:val="22"/>
-        </w:rPr>
-        <w:t>.</w:t>
+        <w:t>Keine Sortierung bei der Anzeige, Einträge werden in der Reihenfolge ausgegeben in der sie erstellt worden.</w:t>
       </w:r>
     </w:p>
     <w:p>
@@ -4733,23 +4663,7 @@
           <w:sz w:val="22"/>
           <w:szCs w:val="22"/>
         </w:rPr>
-        <w:t xml:space="preserve">match/case erfordert Python 3.10 oder höher, auf älteren Systemen läuft das Programm </w:t>
-      </w:r>
-      <w:r>
-        <w:rPr>
-          <w:rFonts w:eastAsia="Arial" w:cs="Arial"/>
-          <w:sz w:val="22"/>
-          <w:szCs w:val="22"/>
-        </w:rPr>
-        <w:t>eventuell</w:t>
-      </w:r>
-      <w:r>
-        <w:rPr>
-          <w:rFonts w:eastAsia="Arial" w:cs="Arial"/>
-          <w:sz w:val="22"/>
-          <w:szCs w:val="22"/>
-        </w:rPr>
-        <w:t xml:space="preserve"> nicht.</w:t>
+        <w:t>match/case erfordert Python 3.10 oder höher, auf älteren Systemen läuft das Programm eventuell nicht.</w:t>
       </w:r>
     </w:p>
     <w:p>
